--- a/docs/Отзыв руководителя .docx
+++ b/docs/Отзыв руководителя .docx
@@ -39,13 +39,8 @@
         <w:jc w:val="both"/>
       </w:pPr>
       <w:r>
-        <w:t xml:space="preserve">Вид практики: </w:t>
-      </w:r>
-      <w:proofErr w:type="gramStart"/>
-      <w:r>
-        <w:t>Учебная  практика</w:t>
-      </w:r>
-      <w:proofErr w:type="gramEnd"/>
+        <w:t>Вид практики: Учебная  практика</w:t>
+      </w:r>
     </w:p>
     <w:p>
       <w:pPr>
@@ -99,15 +94,7 @@
       <w:bookmarkStart w:id="0" w:name="_heading=h.yli8ti3xhfgz" w:colFirst="0" w:colLast="0"/>
       <w:bookmarkEnd w:id="0"/>
       <w:r>
-        <w:t xml:space="preserve">с </w:t>
-      </w:r>
-      <w:proofErr w:type="gramStart"/>
-      <w:r>
-        <w:t>29.06.2026  по</w:t>
-      </w:r>
-      <w:proofErr w:type="gramEnd"/>
-      <w:r>
-        <w:t xml:space="preserve"> 12.07.2026</w:t>
+        <w:t>с 29.06.2026  по 12.07.2026</w:t>
       </w:r>
     </w:p>
     <w:p>
@@ -158,38 +145,60 @@
         <w:rPr>
           <w:u w:val="single"/>
         </w:rPr>
-        <w:t>____________________________________________________________________________________________________________________________________________________________________________________________________________________________________________________________________________________________________________________</w:t>
-      </w:r>
-    </w:p>
-    <w:p>
-      <w:pPr>
-        <w:spacing w:line="360" w:lineRule="auto"/>
+        <w:t xml:space="preserve">изучил структуру веб-приложения, участвовал в разработке и доработке пользовательского интерфейса, реализовывал страницы личного кабинета, корзины, бонусной программы и оформления заказа, работал с компонентами </w:t>
+      </w:r>
+      <w:proofErr w:type="spellStart"/>
+      <w:r>
         <w:rPr>
           <w:u w:val="single"/>
         </w:rPr>
+        <w:t>React</w:t>
+      </w:r>
+      <w:proofErr w:type="spellEnd"/>
+      <w:r>
+        <w:rPr>
+          <w:u w:val="single"/>
+        </w:rPr>
+        <w:t>/Next.js, стилями SCSS, обработкой пользовательских данных и отображением товарных вариантов</w:t>
+      </w:r>
+    </w:p>
+    <w:p>
+      <w:pPr>
+        <w:spacing w:line="360" w:lineRule="auto"/>
+        <w:rPr>
+          <w:lang w:val="ru-RU"/>
+        </w:rPr>
       </w:pPr>
       <w:r>
         <w:t xml:space="preserve">В период практики студент </w:t>
       </w:r>
-      <w:r>
+    </w:p>
+    <w:p>
+      <w:pPr>
+        <w:spacing w:line="360" w:lineRule="auto"/>
         <w:rPr>
           <w:u w:val="single"/>
         </w:rPr>
-        <w:t>_________________________________________________________________________________________________________________________________________________________________________________________________________________________________________________________________________________________________________________________________________________________________________________________________</w:t>
-      </w:r>
-    </w:p>
-    <w:p>
-      <w:pPr>
-        <w:spacing w:line="360" w:lineRule="auto"/>
+      </w:pPr>
+      <w:r>
         <w:rPr>
           <w:u w:val="single"/>
         </w:rPr>
-      </w:pPr>
+        <w:t xml:space="preserve">проявил хороший уровень теоретической подготовки, внимательность к деталям и ответственное отношение к поставленным задачам. Мирошниченко Егор Юрьевич показал умение разбираться в существующем коде, применять современные инструменты </w:t>
+      </w:r>
+      <w:proofErr w:type="spellStart"/>
       <w:r>
         <w:rPr>
           <w:u w:val="single"/>
         </w:rPr>
-        <w:t>_____________________________________________________________________________</w:t>
+        <w:t>frontend</w:t>
+      </w:r>
+      <w:proofErr w:type="spellEnd"/>
+      <w:r>
+        <w:rPr>
+          <w:u w:val="single"/>
+        </w:rPr>
+        <w:t>-разработки, аккуратно вносить изменения и проверять результат работы. К выполнению заданий относился добросовестно, соблюдал сроки, проявлял самостоятельность и заинтересованность в повышении качества разрабатываемого программного продукта</w:t>
       </w:r>
     </w:p>
     <w:p>
@@ -855,7 +864,6 @@
   <w:style w:type="character" w:default="1" w:styleId="a0">
     <w:name w:val="Default Paragraph Font"/>
     <w:uiPriority w:val="1"/>
-    <w:semiHidden/>
     <w:unhideWhenUsed/>
   </w:style>
   <w:style w:type="table" w:default="1" w:styleId="a1">

--- a/docs/Отзыв руководителя .docx
+++ b/docs/Отзыв руководителя .docx
@@ -60,7 +60,15 @@
         <w:jc w:val="both"/>
       </w:pPr>
       <w:r>
-        <w:t>Организация: УрФУ ИнФО кафедра интеллектуальных информационных технологий</w:t>
+        <w:t xml:space="preserve">Организация: УрФУ </w:t>
+      </w:r>
+      <w:proofErr w:type="spellStart"/>
+      <w:r>
+        <w:t>ИнФО</w:t>
+      </w:r>
+      <w:proofErr w:type="spellEnd"/>
+      <w:r>
+        <w:t xml:space="preserve"> кафедра интеллектуальных информационных технологий</w:t>
       </w:r>
     </w:p>
     <w:p>
@@ -107,6 +115,7 @@
           <w:right w:val="nil"/>
           <w:between w:val="nil"/>
         </w:pBdr>
+        <w:jc w:val="both"/>
       </w:pPr>
     </w:p>
     <w:p>
@@ -115,7 +124,7 @@
         <w:ind w:right="147"/>
         <w:jc w:val="both"/>
         <w:rPr>
-          <w:lang w:val="en-US"/>
+          <w:lang w:val="ru-RU"/>
         </w:rPr>
       </w:pPr>
       <w:r>
@@ -161,7 +170,55 @@
           <w:u w:val="single"/>
           <w:lang w:val="ru-RU"/>
         </w:rPr>
-        <w:t>изучил архитектуру и структуру веб-приложения интернет-магазина; участвовал в разработке и доработке пользовательского и административного интерфейсов; реализовал страницы каталога, карточки товара, корзины, избранного, оформления заказа, личного кабинета и бонусной программы; работал с React, Next.js, TypeScript, SCSS и Zustand.</w:t>
+        <w:t xml:space="preserve">изучил архитектуру и структуру веб-приложения интернет-магазина; участвовал в разработке и доработке пользовательского и административного интерфейсов; реализовал страницы каталога, карточки товара, корзины, избранного, оформления заказа, личного кабинета и бонусной программы; работал с </w:t>
+      </w:r>
+      <w:proofErr w:type="spellStart"/>
+      <w:r>
+        <w:rPr>
+          <w:u w:val="single"/>
+          <w:lang w:val="ru-RU"/>
+        </w:rPr>
+        <w:t>React</w:t>
+      </w:r>
+      <w:proofErr w:type="spellEnd"/>
+      <w:r>
+        <w:rPr>
+          <w:u w:val="single"/>
+          <w:lang w:val="ru-RU"/>
+        </w:rPr>
+        <w:t xml:space="preserve">, Next.js, </w:t>
+      </w:r>
+      <w:proofErr w:type="spellStart"/>
+      <w:r>
+        <w:rPr>
+          <w:u w:val="single"/>
+          <w:lang w:val="ru-RU"/>
+        </w:rPr>
+        <w:t>TypeScript</w:t>
+      </w:r>
+      <w:proofErr w:type="spellEnd"/>
+      <w:r>
+        <w:rPr>
+          <w:u w:val="single"/>
+          <w:lang w:val="ru-RU"/>
+        </w:rPr>
+        <w:t xml:space="preserve">, SCSS и </w:t>
+      </w:r>
+      <w:proofErr w:type="spellStart"/>
+      <w:r>
+        <w:rPr>
+          <w:u w:val="single"/>
+          <w:lang w:val="ru-RU"/>
+        </w:rPr>
+        <w:t>Zustand</w:t>
+      </w:r>
+      <w:proofErr w:type="spellEnd"/>
+      <w:r>
+        <w:rPr>
+          <w:u w:val="single"/>
+          <w:lang w:val="ru-RU"/>
+        </w:rPr>
+        <w:t>.</w:t>
       </w:r>
     </w:p>
     <w:p>
@@ -179,31 +236,122 @@
           <w:u w:val="single"/>
           <w:lang w:val="ru-RU"/>
         </w:rPr>
-        <w:t>В ходе практики студент разрабатывал серверные API-маршруты, настраивал авторизацию через NextAuth.js, хеширование паролей с помощью bcryptjs, подтверждение регистрации по электронной почте через Nodemailer и ограничение частоты запросов. Работал с PostgreSQL, Prisma ORM, моделями данных, миграциями и связями между пользователями, университетами, товарами, корзиной, избранным, заявками на верификацию и журналом административных действий.</w:t>
-      </w:r>
-    </w:p>
-    <w:p>
-      <w:pPr>
-        <w:spacing w:line="360" w:lineRule="auto"/>
-        <w:ind w:right="147"/>
+        <w:t xml:space="preserve">В ходе практики студент разрабатывал серверные API-маршруты, настраивал авторизацию через NextAuth.js, хеширование паролей с помощью </w:t>
+      </w:r>
+      <w:proofErr w:type="spellStart"/>
+      <w:r>
+        <w:rPr>
+          <w:u w:val="single"/>
+          <w:lang w:val="ru-RU"/>
+        </w:rPr>
+        <w:t>bcryptjs</w:t>
+      </w:r>
+      <w:proofErr w:type="spellEnd"/>
+      <w:r>
+        <w:rPr>
+          <w:u w:val="single"/>
+          <w:lang w:val="ru-RU"/>
+        </w:rPr>
+        <w:t xml:space="preserve">, подтверждение регистрации по электронной почте через </w:t>
+      </w:r>
+      <w:proofErr w:type="spellStart"/>
+      <w:r>
+        <w:rPr>
+          <w:u w:val="single"/>
+          <w:lang w:val="ru-RU"/>
+        </w:rPr>
+        <w:t>Nodemailer</w:t>
+      </w:r>
+      <w:proofErr w:type="spellEnd"/>
+      <w:r>
+        <w:rPr>
+          <w:u w:val="single"/>
+          <w:lang w:val="ru-RU"/>
+        </w:rPr>
+        <w:t xml:space="preserve"> и ограничение частоты запросов. Работал с </w:t>
+      </w:r>
+      <w:proofErr w:type="spellStart"/>
+      <w:r>
+        <w:rPr>
+          <w:u w:val="single"/>
+          <w:lang w:val="ru-RU"/>
+        </w:rPr>
+        <w:t>PostgreSQL</w:t>
+      </w:r>
+      <w:proofErr w:type="spellEnd"/>
+      <w:r>
+        <w:rPr>
+          <w:u w:val="single"/>
+          <w:lang w:val="ru-RU"/>
+        </w:rPr>
+        <w:t xml:space="preserve">, </w:t>
+      </w:r>
+      <w:proofErr w:type="spellStart"/>
+      <w:r>
+        <w:rPr>
+          <w:u w:val="single"/>
+          <w:lang w:val="ru-RU"/>
+        </w:rPr>
+        <w:t>Prisma</w:t>
+      </w:r>
+      <w:proofErr w:type="spellEnd"/>
+      <w:r>
+        <w:rPr>
+          <w:u w:val="single"/>
+          <w:lang w:val="ru-RU"/>
+        </w:rPr>
+        <w:t xml:space="preserve"> ORM, моделями данных, миграциями и связями между пользователями, университетами, товарами, корзиной, избранным, заявками на верификацию и журналом административных действий.</w:t>
+      </w:r>
+      <w:r>
+        <w:rPr>
+          <w:u w:val="single"/>
+          <w:lang w:val="ru-RU"/>
+        </w:rPr>
+        <w:tab/>
+      </w:r>
+      <w:r>
+        <w:rPr>
+          <w:u w:val="single"/>
+          <w:lang w:val="ru-RU"/>
+        </w:rPr>
+        <w:tab/>
+      </w:r>
+      <w:r>
+        <w:rPr>
+          <w:u w:val="single"/>
+          <w:lang w:val="ru-RU"/>
+        </w:rPr>
+        <w:tab/>
+      </w:r>
+      <w:r>
+        <w:rPr>
+          <w:u w:val="single"/>
+          <w:lang w:val="ru-RU"/>
+        </w:rPr>
+        <w:tab/>
+      </w:r>
+      <w:r>
+        <w:rPr>
+          <w:lang w:val="ru-RU"/>
+        </w:rPr>
+        <w:tab/>
+      </w:r>
+    </w:p>
+    <w:p>
+      <w:pPr>
+        <w:spacing w:line="360" w:lineRule="auto"/>
         <w:jc w:val="both"/>
         <w:rPr>
-          <w:u w:val="single"/>
-          <w:lang w:val="ru-RU"/>
-        </w:rPr>
-      </w:pPr>
-      <w:r>
-        <w:rPr>
-          <w:u w:val="single"/>
-          <w:lang w:val="ru-RU"/>
-        </w:rPr>
-        <w:t>Также студент реализовывал поиск товаров, учёт товарных вариантов и остатков, синхронизацию корзины и избранного, разграничение пользовательских и административных ролей, обработку заявок на подтверждение студенческого статуса и экспорт журнала действий в CSV. Настроил проверку загружаемых файлов, оптимизацию изображений и преобразование их в формат WebP с помощью Sharp, а также загрузку изображений в S3-совместимое объектное хранилище через AWS SDK.</w:t>
-      </w:r>
-    </w:p>
-    <w:p>
-      <w:pPr>
-        <w:spacing w:line="360" w:lineRule="auto"/>
-        <w:ind w:right="147"/>
+          <w:lang w:val="ru-RU"/>
+        </w:rPr>
+      </w:pPr>
+      <w:r>
+        <w:t xml:space="preserve">В период практики студент </w:t>
+      </w:r>
+    </w:p>
+    <w:p>
+      <w:pPr>
+        <w:spacing w:line="360" w:lineRule="auto"/>
         <w:jc w:val="both"/>
         <w:rPr>
           <w:u w:val="single"/>
@@ -213,41 +361,22 @@
       <w:r>
         <w:rPr>
           <w:u w:val="single"/>
-          <w:lang w:val="ru-RU"/>
-        </w:rPr>
-        <w:t>Для развёртывания и воспроизводимого запуска приложения студент работал с Docker, Dockerfile и Docker Compose, настраивал контейнеры приложения и PostgreSQL, переменные окружения, сетевое взаимодействие и применение миграций Prisma. Проверял качество программного продукта с помощью автоматических модульных тестов, ESLint, TypeScript и production-сборки Next.js.</w:t>
-      </w:r>
-    </w:p>
-    <w:p>
-      <w:pPr>
-        <w:spacing w:line="360" w:lineRule="auto"/>
-        <w:rPr>
-          <w:lang w:val="ru-RU"/>
-        </w:rPr>
-      </w:pPr>
-      <w:r>
-        <w:t xml:space="preserve">В период практики студент </w:t>
-      </w:r>
-    </w:p>
-    <w:p>
-      <w:pPr>
-        <w:spacing w:line="360" w:lineRule="auto"/>
-        <w:rPr>
-          <w:u w:val="single"/>
-        </w:rPr>
-      </w:pPr>
-      <w:r>
-        <w:rPr>
-          <w:u w:val="single"/>
-        </w:rPr>
-        <w:t xml:space="preserve">проявил хороший уровень теоретической подготовки, внимательность к деталям и ответственное отношение к поставленным задачам. Мирошниченко Егор Юрьевич показал умение разбираться в существующем коде, применять современные инструменты frontend-разработки, аккуратно вносить изменения и проверять результат работы. К выполнению заданий относился добросовестно, соблюдал сроки, проявлял </w:t>
-      </w:r>
-      <w:r>
-        <w:rPr>
-          <w:u w:val="single"/>
-        </w:rPr>
-        <w:lastRenderedPageBreak/>
-        <w:t>самостоятельность и заинтересованность в повышении качества разрабатываемого программного продукта</w:t>
+        </w:rPr>
+        <w:t xml:space="preserve">проявил хороший уровень теоретической подготовки, внимательность к деталям и ответственное отношение к поставленным задачам. Мирошниченко Егор Юрьевич показал умение разбираться в существующем коде, применять современные инструменты </w:t>
+      </w:r>
+      <w:proofErr w:type="spellStart"/>
+      <w:r>
+        <w:rPr>
+          <w:u w:val="single"/>
+        </w:rPr>
+        <w:t>frontend</w:t>
+      </w:r>
+      <w:proofErr w:type="spellEnd"/>
+      <w:r>
+        <w:rPr>
+          <w:u w:val="single"/>
+        </w:rPr>
+        <w:t>-разработки, аккуратно вносить изменения и проверять результат работы. К выполнению заданий относился добросовестно, соблюдал сроки, проявлял самостоятельность и заинтересованность в повышении качества разрабатываемого программного продукта</w:t>
       </w:r>
     </w:p>
     <w:p>
@@ -339,9 +468,23 @@
         <w:rPr>
           <w:sz w:val="22"/>
           <w:szCs w:val="22"/>
-          <w:u w:val="single"/>
         </w:rPr>
         <w:t xml:space="preserve"> </w:t>
+      </w:r>
+      <w:r>
+        <w:rPr>
+          <w:sz w:val="22"/>
+          <w:szCs w:val="22"/>
+          <w:lang w:val="ru-RU"/>
+        </w:rPr>
+        <w:tab/>
+      </w:r>
+      <w:r>
+        <w:rPr>
+          <w:sz w:val="22"/>
+          <w:szCs w:val="22"/>
+        </w:rPr>
+        <w:tab/>
       </w:r>
       <w:r>
         <w:rPr>
@@ -373,7 +516,24 @@
           <w:szCs w:val="22"/>
           <w:vertAlign w:val="superscript"/>
         </w:rPr>
-        <w:t>Подпись                                                расшифровка подписи</w:t>
+        <w:t xml:space="preserve">Подпись                                                </w:t>
+      </w:r>
+      <w:r>
+        <w:rPr>
+          <w:sz w:val="22"/>
+          <w:szCs w:val="22"/>
+          <w:vertAlign w:val="superscript"/>
+          <w:lang w:val="ru-RU"/>
+        </w:rPr>
+        <w:tab/>
+      </w:r>
+      <w:r>
+        <w:rPr>
+          <w:sz w:val="22"/>
+          <w:szCs w:val="22"/>
+          <w:vertAlign w:val="superscript"/>
+        </w:rPr>
+        <w:t>расшифровка подписи</w:t>
       </w:r>
       <w:r>
         <w:rPr>
@@ -922,6 +1082,7 @@
   <w:style w:type="character" w:default="1" w:styleId="a0">
     <w:name w:val="Default Paragraph Font"/>
     <w:uiPriority w:val="1"/>
+    <w:semiHidden/>
     <w:unhideWhenUsed/>
   </w:style>
   <w:style w:type="table" w:default="1" w:styleId="a1">
